--- a/acts-sermons/docx/63_2027-12-26_바울의간증은혜의이야기_행22장1-21절.docx
+++ b/acts-sermons/docx/63_2027-12-26_바울의간증은혜의이야기_행22장1-21절.docx
@@ -330,33 +330,33 @@
           <w:sz w:val="24"/>
           <w:szCs w:val="24"/>
         </w:rPr>
-        <w:t xml:space="preserve">역대하 33장에는 유다 왕 므낫세의 이야기가 나옵니다. 그는 경건한 왕 히스기야의 아들이었지만 열두 살에 왕이 된 후 유다 역사상 가장 악한 왕이 되었습니다. 아버지가 헐어 버린 산당들을 다시 세우고, 바알을 위해 제단을 쌓고, 하나님의 성전 안에 우상을 세웠습니다. 자기 아들들을 불 가운데로 지나가게 하고, 점치며 사술을 행했습니다. 열왕기하는 그가 무죄한 자의 피를 심히 많이 흘려 예루살렘에 가득하게 했다고 기록합니다.</w:t>
-      </w:r>
-    </w:p>
-    <w:p>
-      <w:pPr>
-        <w:spacing w:after="160" w:line="360"/>
-      </w:pPr>
-      <w:r>
-        <w:rPr>
-          <w:rFonts w:ascii="맑은 고딕" w:cs="맑은 고딕" w:eastAsia="맑은 고딕" w:hAnsi="맑은 고딕"/>
-          <w:sz w:val="24"/>
-          <w:szCs w:val="24"/>
-        </w:rPr>
-        <w:t xml:space="preserve">그런데 역대하는 놀라운 이야기를 덧붙입니다. 하나님께서 앗수르 군대를 보내셨고, 그들이 므낫세를 쇠사슬로 결박하여 바벨론으로 끌고 갔습니다. 그 환난 가운데서 므낫세는 그의 하나님 여호와께 간구하고 그의 조상들의 하나님 앞에서 크게 겸손하여 기도했습니다. 하나님은 그의 기도를 받으시고 그를 다시 예루살렘으로 돌아오게 하셨습니다. 그제서야 므낫세는 여호와께서 하나님이신 줄을 알았습니다.</w:t>
-      </w:r>
-    </w:p>
-    <w:p>
-      <w:pPr>
-        <w:spacing w:after="160" w:line="360"/>
-      </w:pPr>
-      <w:r>
-        <w:rPr>
-          <w:rFonts w:ascii="맑은 고딕" w:cs="맑은 고딕" w:eastAsia="맑은 고딕" w:hAnsi="맑은 고딕"/>
-          <w:sz w:val="24"/>
-          <w:szCs w:val="24"/>
-        </w:rPr>
-        <w:t xml:space="preserve">가장 악한 왕도 은혜의 대상이 될 수 있었습니다. 바울도 스스로를 죄인 중의 괴수라고 불렀습니다. 그리고 이렇게 말했습니다. 내가 긍휼을 입은 까닭은 예수 그리스도께서 내게 먼저 일체 오래 참으심을 보이사 후에 주를 믿어 영생 얻는 자들에게 본이 되게 하려 하심이라고 말입니다. 우리의 과거가 아무리 어두워도 그리스도의 은혜보다 깊지는 않습니다.</w:t>
+        <w:t xml:space="preserve">사무엘상 12장은 사무엘의 고별 설교입니다. 사울이 왕으로 세워진 후 늙은 사무엘은 온 이스라엘 앞에 섰습니다. 그는 먼저 자기 삶을 정직하게 내놓았습니다. 내가 누구의 소를 빼앗았느냐, 누구의 나귀를 빼앗았느냐, 누구를 속였느냐고 물었습니다. 백성은 당신은 우리를 속이지 아니하였다고 대답했습니다. 그리고 사무엘은 출애굽 이후 이스라엘의 역사를 하나씩 되짚었습니다. 하나님은 언제나 신실하셨고, 이스라엘은 거듭 하나님을 잊었습니다.</w:t>
+      </w:r>
+    </w:p>
+    <w:p>
+      <w:pPr>
+        <w:spacing w:after="160" w:line="360"/>
+      </w:pPr>
+      <w:r>
+        <w:rPr>
+          <w:rFonts w:ascii="맑은 고딕" w:cs="맑은 고딕" w:eastAsia="맑은 고딕" w:hAnsi="맑은 고딕"/>
+          <w:sz w:val="24"/>
+          <w:szCs w:val="24"/>
+        </w:rPr>
+        <w:t xml:space="preserve">그날은 밀 베는 때였는데 사무엘이 기도하자 여호와께서 우레와 비를 보내셨습니다. 백성은 크게 두려워하며 고백했습니다. “우리가 왕을 구하므로 우리의 모든 죄에 악을 더하였나이다.” 자기 과거를 정직하게 인정한 것입니다. 그때 사무엘이 말했습니다. “두려워하지 말라 너희가 과연 이 모든 악을 행하였으나 여호와를 따르는 데에서 돌아서지 말고 오직 너희의 마음을 다하여 여호와를 섬기라.”</w:t>
+      </w:r>
+    </w:p>
+    <w:p>
+      <w:pPr>
+        <w:spacing w:after="160" w:line="360"/>
+      </w:pPr>
+      <w:r>
+        <w:rPr>
+          <w:rFonts w:ascii="맑은 고딕" w:cs="맑은 고딕" w:eastAsia="맑은 고딕" w:hAnsi="맑은 고딕"/>
+          <w:sz w:val="24"/>
+          <w:szCs w:val="24"/>
+        </w:rPr>
+        <w:t xml:space="preserve">정직한 고백 뒤에 정죄가 아니라 은혜의 초대가 왔습니다. 여호와께서는 자기의 크신 이름을 위해서라도 자기 백성을 버리지 아니하신다고 사무엘은 말했습니다. 바울도 자기가 핍박자였다는 과거를 감추지 않았습니다. 은혜의 이야기는 언제나 이렇게 시작됩니다. 내가 이런 죄인이었다는 정직한 고백, 그리고 그런 나를 버리지 않으신 하나님의 신실하심입니다.</w:t>
       </w:r>
     </w:p>
     <w:p>
@@ -484,7 +484,7 @@
           <w:sz w:val="24"/>
           <w:szCs w:val="24"/>
         </w:rPr>
-        <w:t xml:space="preserve">그리고 아직 믿지 않는 가족과 이웃을 바라보십시오. 지금 복음을 거부하고 교회를 비난하는 사람도 므낫세처럼, 사울처럼 변할 수 있습니다. 누구도 은혜의 대상에서 제외하지 마십시오.</w:t>
+        <w:t xml:space="preserve">그리고 아직 믿지 않는 가족과 이웃을 바라보십시오. 지금 복음을 거부하고 교회를 비난하는 사람도 다메섹 길의 사울처럼 변할 수 있습니다. 누구도 은혜의 대상에서 제외하지 마십시오.</w:t>
       </w:r>
     </w:p>
     <w:p>
@@ -660,33 +660,33 @@
           <w:sz w:val="24"/>
           <w:szCs w:val="24"/>
         </w:rPr>
-        <w:t xml:space="preserve">이사야 6장에서 선지자 이사야는 웃시야 왕이 죽던 해에 성전에서 놀라운 환상을 보았습니다. 높이 들린 보좌에 주께서 앉으셨고, 그의 옷자락은 성전에 가득했습니다. 스랍들이 서로 화답하며 외쳤습니다. “거룩하다 거룩하다 거룩하다 만군의 여호와여 그의 영광이 온 땅에 충만하도다.” 문지방의 터가 요동하고 성전에 연기가 충만했습니다.</w:t>
-      </w:r>
-    </w:p>
-    <w:p>
-      <w:pPr>
-        <w:spacing w:after="160" w:line="360"/>
-      </w:pPr>
-      <w:r>
-        <w:rPr>
-          <w:rFonts w:ascii="맑은 고딕" w:cs="맑은 고딕" w:eastAsia="맑은 고딕" w:hAnsi="맑은 고딕"/>
-          <w:sz w:val="24"/>
-          <w:szCs w:val="24"/>
-        </w:rPr>
-        <w:t xml:space="preserve">그때 이사야가 처음으로 한 말은 찬양이 아니라 탄식이었습니다. “화로다 나여 망하게 되었도다 나는 입술이 부정한 사람이요 입술이 부정한 백성 중에 거주하면서 만군의 여호와이신 왕을 뵈었음이로다.” 거룩하신 하나님을 만나자 자신의 부정함이 드러났습니다.</w:t>
-      </w:r>
-    </w:p>
-    <w:p>
-      <w:pPr>
-        <w:spacing w:after="160" w:line="360"/>
-      </w:pPr>
-      <w:r>
-        <w:rPr>
-          <w:rFonts w:ascii="맑은 고딕" w:cs="맑은 고딕" w:eastAsia="맑은 고딕" w:hAnsi="맑은 고딕"/>
-          <w:sz w:val="24"/>
-          <w:szCs w:val="24"/>
-        </w:rPr>
-        <w:t xml:space="preserve">그러자 스랍 중 하나가 제단에서 핀 숯을 가져와 그의 입술에 대며 말했습니다. “보라 이것이 네 입에 닿았으니 네 악이 제하여졌고 네 죄가 사하여졌느니라.” 그리고 하나님의 음성이 들렸습니다. “내가 누구를 보내며 누가 우리를 위하여 갈꼬.” 이사야는 대답했습니다. “내가 여기 있나이다 나를 보내소서.” 만남, 깨어짐, 용서, 그리고 보내심. 이사야의 경험은 다메섹 길의 바울과 놀랍도록 닮았습니다. 하나님을 만난 사람은 이전과 같을 수 없습니다.</w:t>
+        <w:t xml:space="preserve">마가복음 10장에서 한 사람이 예수님께 달려와 무릎을 꿇었습니다. “선한 선생님이여 내가 무엇을 하여야 영생을 얻으리이까.” 그는 재물이 많은 사람이었고 경건한 사람이었습니다. 예수님께서 계명을 말씀하시자 그는 자신 있게 대답했습니다. 이것은 내가 어려서부터 다 지키었나이다. 그의 이력은 흠잡을 데가 없어 보였습니다. 다메섹 길 이전의 사울처럼 말입니다.</w:t>
+      </w:r>
+    </w:p>
+    <w:p>
+      <w:pPr>
+        <w:spacing w:after="160" w:line="360"/>
+      </w:pPr>
+      <w:r>
+        <w:rPr>
+          <w:rFonts w:ascii="맑은 고딕" w:cs="맑은 고딕" w:eastAsia="맑은 고딕" w:hAnsi="맑은 고딕"/>
+          <w:sz w:val="24"/>
+          <w:szCs w:val="24"/>
+        </w:rPr>
+        <w:t xml:space="preserve">성경은 이어서 이렇게 말합니다. “예수께서 그를 보시고 사랑하사 이르시되 네게 아직도 한 가지 부족한 것이 있으니 가서 네게 있는 것을 다 팔아 가난한 자들에게 주라 그리하면 하늘에서 보화가 네게 있으리라 그리고 와서 나를 따르라.” 그러자 그는 이 말씀 때문에 슬픈 기색을 띠고 근심하며 떠나갔습니다. 살아 계신 예수님을 바로 눈앞에서 만났지만, 그 만남이 그의 삶을 바꾸지는 못했습니다.</w:t>
+      </w:r>
+    </w:p>
+    <w:p>
+      <w:pPr>
+        <w:spacing w:after="160" w:line="360"/>
+      </w:pPr>
+      <w:r>
+        <w:rPr>
+          <w:rFonts w:ascii="맑은 고딕" w:cs="맑은 고딕" w:eastAsia="맑은 고딕" w:hAnsi="맑은 고딕"/>
+          <w:sz w:val="24"/>
+          <w:szCs w:val="24"/>
+        </w:rPr>
+        <w:t xml:space="preserve">바울과 이 사람은 많이 닮았습니다. 둘 다 율법에 열심이었고 내세울 것이 많았습니다. 그러나 결말은 달랐습니다. 바울은 예수님을 만난 후 자기에게 유익하던 것을 다 해로 여겼습니다. 이 사람은 자기 재물을 붙들고 주님을 떠났습니다. 간증의 중심은 내가 무엇을 지켰느냐가 아니라, 살아 계신 예수님을 만나 그분께 붙들렸느냐입니다.</w:t>
       </w:r>
     </w:p>
     <w:p>
@@ -977,33 +977,33 @@
           <w:sz w:val="24"/>
           <w:szCs w:val="24"/>
         </w:rPr>
-        <w:t xml:space="preserve">아모스는 남유다 드고아 출신의 목자였습니다. 그런데 하나님은 그를 북이스라엘로 보내셔서 말씀을 전하게 하셨습니다. 그가 벧엘에서 심판을 선포하자 벧엘의 제사장 아마샤가 그를 막아섰습니다. 너는 유다 땅으로 도망하여 거기서나 예언하고 다시는 벧엘에서 예언하지 말라고 했습니다. 이곳은 왕의 성소요 왕의 궁궐이라는 것이었습니다.</w:t>
-      </w:r>
-    </w:p>
-    <w:p>
-      <w:pPr>
-        <w:spacing w:after="160" w:line="360"/>
-      </w:pPr>
-      <w:r>
-        <w:rPr>
-          <w:rFonts w:ascii="맑은 고딕" w:cs="맑은 고딕" w:eastAsia="맑은 고딕" w:hAnsi="맑은 고딕"/>
-          <w:sz w:val="24"/>
-          <w:szCs w:val="24"/>
-        </w:rPr>
-        <w:t xml:space="preserve">그때 아모스는 이렇게 대답했습니다. 아모스 7장 14절과 15절입니다. “나는 선지자가 아니며 선지자의 아들도 아니라 나는 목자요 뽕나무를 재배하는 자로서 양 떼를 따를 때에 여호와께서 나를 데려다가 내게 이르시되 가서 내 백성 이스라엘에게 예언하라 하셨나니.”</w:t>
-      </w:r>
-    </w:p>
-    <w:p>
-      <w:pPr>
-        <w:spacing w:after="160" w:line="360"/>
-      </w:pPr>
-      <w:r>
-        <w:rPr>
-          <w:rFonts w:ascii="맑은 고딕" w:cs="맑은 고딕" w:eastAsia="맑은 고딕" w:hAnsi="맑은 고딕"/>
-          <w:sz w:val="24"/>
-          <w:szCs w:val="24"/>
-        </w:rPr>
-        <w:t xml:space="preserve">아모스는 자기 자격을 내세우지 않았습니다. 오히려 자기에게는 아무 자격이 없다고 말했습니다. 그가 그 자리에 선 유일한 이유는 하나님이 그를 데려다가 보내셨기 때문입니다. 바울도 마찬가지였습니다. 그는 핍박자였기에 사도가 될 자격이 없었습니다. 그러나 하나님이 그를 택하시고 보내셨습니다. 증인의 권위는 나의 자격이 아니라 보내신 분께 있습니다.</w:t>
+        <w:t xml:space="preserve">마가라 불리는 요한은 한때 실패한 일꾼이었습니다. 젊은 시절 그는 바울과 바나바의 선교 여정에 함께 나섰다가 중도에 돌아갔습니다. 그 일 때문에 바울은 다음 여정에 그를 데려가기를 거절했습니다. 사람의 눈으로 보면 마가는 사명을 맡기에 부족한 사람이었습니다. 한 번 등을 돌린 사람이었기 때문입니다.</w:t>
+      </w:r>
+    </w:p>
+    <w:p>
+      <w:pPr>
+        <w:spacing w:after="160" w:line="360"/>
+      </w:pPr>
+      <w:r>
+        <w:rPr>
+          <w:rFonts w:ascii="맑은 고딕" w:cs="맑은 고딕" w:eastAsia="맑은 고딕" w:hAnsi="맑은 고딕"/>
+          <w:sz w:val="24"/>
+          <w:szCs w:val="24"/>
+        </w:rPr>
+        <w:t xml:space="preserve">그런데 세월이 흘러 바울은 디모데후서 4장에서 이렇게 씁니다. “데마는 이 세상을 사랑하여 나를 버리고 데살로니가로 갔고.” 한때 동역자였던 데마는 떠났습니다. 그리고 바로 이어서 이렇게 말합니다. “네가 올 때에 마가를 데리고 오라 그가 나의 일에 유익하니라.” 한때 떠났던 마가가 이제 바울이 가장 곁에 두고 싶어 하는 사람이 되었습니다.</w:t>
+      </w:r>
+    </w:p>
+    <w:p>
+      <w:pPr>
+        <w:spacing w:after="160" w:line="360"/>
+      </w:pPr>
+      <w:r>
+        <w:rPr>
+          <w:rFonts w:ascii="맑은 고딕" w:cs="맑은 고딕" w:eastAsia="맑은 고딕" w:hAnsi="맑은 고딕"/>
+          <w:sz w:val="24"/>
+          <w:szCs w:val="24"/>
+        </w:rPr>
+        <w:t xml:space="preserve">마가를 다시 쓸모 있는 사람으로 세운 것은 그의 자격이 아니었습니다. 하나님의 은혜가 그를 회복시키셨고 다시 보내셨습니다. 바울 자신도 그랬습니다. 그는 교회를 핍박했던 자로서 사도라 칭함을 받기에 감당하지 못할 사람이었습니다. 그러나 하나님이 그를 이방인에게 보내셨습니다. 증인의 권위는 나의 이력이 아니라 나를 보내신 분께 있습니다. 데마처럼 떠날 수도 있는 우리를 마가처럼 다시 세우시는 분이 바로 그 하나님이십니다.</w:t>
       </w:r>
     </w:p>
     <w:p>
